--- a/apps/web/public/заява_без_участі_відповідача.docx
+++ b/apps/web/public/заява_без_участі_відповідача.docx
@@ -404,6 +404,7 @@
         <w:jc w:val="right"/>
         <w:rPr>
           <w:rFonts w:ascii="Times New Roman" w:hAnsi="Times New Roman" w:cs="Times New Roman"/>
+          <w:highlight w:val="none"/>
           <w:lang w:val="uk-UA"/>
         </w:rPr>
       </w:pPr>
@@ -420,12 +421,6 @@
           <w:lang w:val="uk-UA"/>
         </w:rPr>
       </w:r>
-      <w:r>
-        <w:rPr>
-          <w:rFonts w:ascii="Times New Roman" w:hAnsi="Times New Roman" w:cs="Times New Roman"/>
-          <w:lang w:val="uk-UA"/>
-        </w:rPr>
-      </w:r>
     </w:p>
     <w:p>
       <w:pPr>
@@ -441,108 +436,21 @@
       <w:r>
         <w:rPr>
           <w:rFonts w:ascii="Times New Roman" w:hAnsi="Times New Roman" w:cs="Times New Roman"/>
-          <w:lang w:val="uk-UA"/>
-        </w:rPr>
-        <w:t xml:space="preserve">Кабінету  у підсистемі Електронний суд ЄСІТС</w:t>
-      </w:r>
-      <w:r>
-        <w:rPr>
-          <w:rFonts w:ascii="Times New Roman" w:hAnsi="Times New Roman" w:cs="Times New Roman"/>
-          <w:lang w:val="uk-UA"/>
+          <w:highlight w:val="none"/>
+          <w:lang w:val="uk-UA" w:bidi="uk-UA"/>
         </w:rPr>
       </w:r>
       <w:r>
         <w:rPr>
           <w:rFonts w:ascii="Times New Roman" w:hAnsi="Times New Roman" w:cs="Times New Roman"/>
-          <w:lang w:val="uk-UA"/>
-        </w:rPr>
-      </w:r>
-    </w:p>
-    <w:p>
-      <w:pPr>
-        <w:pBdr/>
-        <w:spacing/>
-        <w:ind/>
-        <w:jc w:val="right"/>
-        <w:rPr>
-          <w:rFonts w:ascii="Times New Roman" w:hAnsi="Times New Roman" w:cs="Times New Roman"/>
-          <w:lang w:val="uk-UA"/>
-        </w:rPr>
-      </w:pPr>
-      <w:r>
-        <w:rPr>
-          <w:rFonts w:ascii="Times New Roman" w:hAnsi="Times New Roman" w:cs="Times New Roman"/>
-          <w:lang w:val="uk-UA"/>
-        </w:rPr>
-        <w:t xml:space="preserve">РНОКПП</w:t>
-      </w:r>
-      <w:r>
-        <w:rPr>
-          <w:rFonts w:ascii="Times New Roman" w:hAnsi="Times New Roman" w:cs="Times New Roman"/>
-          <w:lang w:val="uk-UA"/>
-        </w:rPr>
-        <w:t xml:space="preserve"> невідомий</w:t>
-      </w:r>
-      <w:r>
-        <w:rPr>
-          <w:rFonts w:ascii="Times New Roman" w:hAnsi="Times New Roman" w:cs="Times New Roman"/>
-          <w:lang w:val="uk-UA"/>
-        </w:rPr>
-        <w:t xml:space="preserve">, т</w:t>
-      </w:r>
-      <w:r>
-        <w:rPr>
-          <w:rFonts w:ascii="Times New Roman" w:hAnsi="Times New Roman" w:cs="Times New Roman"/>
-          <w:lang w:val="uk-UA"/>
-        </w:rPr>
-        <w:t xml:space="preserve">елефон </w:t>
-      </w:r>
-      <w:r>
-        <w:rPr>
-          <w:rFonts w:ascii="Times New Roman" w:hAnsi="Times New Roman" w:cs="Times New Roman"/>
-          <w:lang w:val="uk-UA"/>
-        </w:rPr>
-        <w:t xml:space="preserve">невідомий</w:t>
-      </w:r>
-      <w:r>
-        <w:rPr>
-          <w:rFonts w:ascii="Times New Roman" w:hAnsi="Times New Roman" w:cs="Times New Roman"/>
-          <w:lang w:val="uk-UA"/>
+          <w:highlight w:val="none"/>
+          <w:lang w:val="uk-UA" w:bidi="uk-UA"/>
         </w:rPr>
       </w:r>
       <w:r>
         <w:rPr>
           <w:rFonts w:ascii="Times New Roman" w:hAnsi="Times New Roman" w:cs="Times New Roman"/>
-          <w:lang w:val="uk-UA"/>
-        </w:rPr>
-      </w:r>
-    </w:p>
-    <w:p>
-      <w:pPr>
-        <w:pBdr/>
-        <w:spacing/>
-        <w:ind/>
-        <w:jc w:val="right"/>
-        <w:rPr>
-          <w:rFonts w:ascii="Times New Roman" w:hAnsi="Times New Roman" w:cs="Times New Roman"/>
-          <w:lang w:val="uk-UA"/>
-        </w:rPr>
-      </w:pPr>
-      <w:r>
-        <w:rPr>
-          <w:rFonts w:ascii="Times New Roman" w:hAnsi="Times New Roman" w:cs="Times New Roman"/>
-          <w:lang w:val="uk-UA"/>
-        </w:rPr>
-      </w:r>
-      <w:r>
-        <w:rPr>
-          <w:rFonts w:ascii="Times New Roman" w:hAnsi="Times New Roman" w:cs="Times New Roman"/>
-          <w:lang w:val="uk-UA"/>
-        </w:rPr>
-      </w:r>
-      <w:r>
-        <w:rPr>
-          <w:rFonts w:ascii="Times New Roman" w:hAnsi="Times New Roman" w:cs="Times New Roman"/>
+          <w:highlight w:val="none"/>
           <w:lang w:val="uk-UA"/>
         </w:rPr>
       </w:r>
@@ -932,19 +840,12 @@
         <w:pBdr/>
         <w:spacing/>
         <w:ind/>
-        <w:jc w:val="both"/>
+        <w:jc w:val="center"/>
         <w:rPr>
           <w:rFonts w:ascii="Times New Roman" w:hAnsi="Times New Roman" w:cs="Times New Roman"/>
           <w:lang w:val="uk-UA"/>
         </w:rPr>
       </w:pPr>
-      <w:r>
-        <w:rPr>
-          <w:rFonts w:ascii="Times New Roman" w:hAnsi="Times New Roman" w:cs="Times New Roman"/>
-          <w:lang w:val="uk-UA"/>
-        </w:rPr>
-        <w:t xml:space="preserve">«___» </w:t>
-      </w:r>
       <w:r>
         <w:rPr>
           <w:rFonts w:ascii="Times New Roman" w:hAnsi="Times New Roman" w:cs="Times New Roman"/>
@@ -992,7 +893,14 @@
           <w:rFonts w:ascii="Times New Roman" w:hAnsi="Times New Roman" w:cs="Times New Roman"/>
           <w:lang w:val="uk-UA"/>
         </w:rPr>
-        <w:t xml:space="preserve">ініціали_позивача </w:t>
+        <w:t xml:space="preserve">ініціали_</w:t>
+      </w:r>
+      <w:r>
+        <w:rPr>
+          <w:rFonts w:ascii="Times New Roman" w:hAnsi="Times New Roman" w:cs="Times New Roman"/>
+          <w:lang w:val="uk-UA"/>
+        </w:rPr>
+        <w:t xml:space="preserve">відповідача </w:t>
       </w:r>
       <w:r>
         <w:rPr>
